--- a/templates/ordre_mission_template_eleve_abonnement_5_lignes.docx
+++ b/templates/ordre_mission_template_eleve_abonnement_5_lignes.docx
@@ -7697,7 +7697,31 @@
               <w:rPr>
                 <w:rStyle w:val="Autres"/>
               </w:rPr>
-              <w:t>Date de validité de l’abonnement : du {{debut_validité_carte_abonnemen}} au {{fin_validité_carte_abonnement}}</w:t>
+              <w:t>Date de validité de l’abonnement : du {{debut_validit</w:t>
+            </w:r>
+            <w:r>
+              <w:rPr>
+                <w:rStyle w:val="Autres"/>
+              </w:rPr>
+              <w:t>e</w:t>
+            </w:r>
+            <w:r>
+              <w:rPr>
+                <w:rStyle w:val="Autres"/>
+              </w:rPr>
+              <w:t>_carte_abonnemen}} au {{fin_validit</w:t>
+            </w:r>
+            <w:r>
+              <w:rPr>
+                <w:rStyle w:val="Autres"/>
+              </w:rPr>
+              <w:t>e</w:t>
+            </w:r>
+            <w:r>
+              <w:rPr>
+                <w:rStyle w:val="Autres"/>
+              </w:rPr>
+              <w:t>_carte_abonnement}}</w:t>
             </w:r>
           </w:p>
           <w:p>
@@ -12117,7 +12141,7 @@
     <w:pPr>
       <w:widowControl w:val="false"/>
       <w:suppressAutoHyphens w:val="true"/>
-      <w:overflowPunct w:val="true"/>
+      <w:overflowPunct w:val="false"/>
       <w:bidi w:val="0"/>
       <w:spacing w:before="0" w:after="0"/>
       <w:jc w:val="left"/>

--- a/templates/ordre_mission_template_eleve_abonnement_5_lignes.docx
+++ b/templates/ordre_mission_template_eleve_abonnement_5_lignes.docx
@@ -7697,31 +7697,7 @@
               <w:rPr>
                 <w:rStyle w:val="Autres"/>
               </w:rPr>
-              <w:t>Date de validité de l’abonnement : du {{debut_validit</w:t>
-            </w:r>
-            <w:r>
-              <w:rPr>
-                <w:rStyle w:val="Autres"/>
-              </w:rPr>
-              <w:t>e</w:t>
-            </w:r>
-            <w:r>
-              <w:rPr>
-                <w:rStyle w:val="Autres"/>
-              </w:rPr>
-              <w:t>_carte_abonnemen}} au {{fin_validit</w:t>
-            </w:r>
-            <w:r>
-              <w:rPr>
-                <w:rStyle w:val="Autres"/>
-              </w:rPr>
-              <w:t>e</w:t>
-            </w:r>
-            <w:r>
-              <w:rPr>
-                <w:rStyle w:val="Autres"/>
-              </w:rPr>
-              <w:t>_carte_abonnement}}</w:t>
+              <w:t>Date de validité de l’abonnement : du {{debut_validite_carte_abonnement}} au {{fin_validite_carte_abonnement}}</w:t>
             </w:r>
           </w:p>
           <w:p>
@@ -8168,7 +8144,9 @@
         <w:spacing w:lineRule="auto" w:line="360" w:before="0" w:after="0"/>
         <w:ind w:left="1420" w:right="0" w:hanging="0"/>
         <w:jc w:val="both"/>
-        <w:rPr/>
+        <w:rPr>
+          <w:rStyle w:val="PlaceholderText"/>
+        </w:rPr>
       </w:pPr>
       <w:r>
         <w:rPr>
@@ -8176,12 +8154,6 @@
         </w:rPr>
         <w:t xml:space="preserve">Type de véhicule (personnel, location ou co-voiturage) : </w:t>
       </w:r>
-      <w:r>
-        <w:rPr>
-          <w:rStyle w:val="PlaceholderText"/>
-        </w:rPr>
-        <w:t>Cliquez ou appuyez ici pour entrer du texte.</w:t>
-      </w:r>
     </w:p>
     <w:p>
       <w:pPr>
@@ -8204,12 +8176,6 @@
         </w:rPr>
         <w:t xml:space="preserve">Motif d'utilisation (matériel encombrant, destination hors réseau de transport) : </w:t>
       </w:r>
-      <w:r>
-        <w:rPr>
-          <w:rStyle w:val="PlaceholderText"/>
-        </w:rPr>
-        <w:t>Cliquez ou appuyez ici pour entrer du texte.</w:t>
-      </w:r>
     </w:p>
     <w:p>
       <w:pPr>
@@ -8230,13 +8196,7 @@
         <w:rPr>
           <w:rStyle w:val="Texteducorps"/>
         </w:rPr>
-        <w:t xml:space="preserve">Kilométrage prévu :  </w:t>
-      </w:r>
-      <w:r>
-        <w:rPr>
-          <w:rStyle w:val="PlaceholderText"/>
-        </w:rPr>
-        <w:t>Cliquez ou appuyez ici pour entrer du texte.</w:t>
+        <w:t xml:space="preserve">Kilométrage prévu : </w:t>
       </w:r>
     </w:p>
     <w:p>
@@ -8282,13 +8242,7 @@
         <w:rPr>
           <w:rStyle w:val="Texteducorps"/>
         </w:rPr>
-        <w:t xml:space="preserve">Immatriculation : </w:t>
-      </w:r>
-      <w:r>
-        <w:rPr>
-          <w:rStyle w:val="PlaceholderText"/>
-        </w:rPr>
-        <w:t>Cliquez ou appuyez ici pour entrer du texte.</w:t>
+        <w:t>Immatriculation :</w:t>
       </w:r>
     </w:p>
     <w:p>
